--- a/Science Books/QED Course/Lesson 50 Scattering Amplitudes.docx
+++ b/Science Books/QED Course/Lesson 50 Scattering Amplitudes.docx
@@ -426,8 +426,78 @@
       </w:pPr>
       <m:oMathPara>
         <m:oMath>
+          <m:sSup>
+            <m:e>
+              <m:d>
+                <m:dPr/>
+                <m:e>
+                  <m:r>
+                    <m:t xml:space="preserve">2π</m:t>
+                  </m:r>
+                </m:e>
+              </m:d>
+            </m:e>
+            <m:sup>
+              <m:r>
+                <m:t xml:space="preserve">4</m:t>
+              </m:r>
+            </m:sup>
+          </m:sSup>
+          <m:sSup>
+            <m:e>
+              <m:r>
+                <m:t xml:space="preserve">δ</m:t>
+              </m:r>
+            </m:e>
+            <m:sup>
+              <m:r>
+                <m:t xml:space="preserve">4</m:t>
+              </m:r>
+            </m:sup>
+          </m:sSup>
+          <m:d>
+            <m:dPr/>
+            <m:e>
+              <m:r>
+                <m:t xml:space="preserve">0</m:t>
+              </m:r>
+            </m:e>
+          </m:d>
           <m:r>
-            <m:t xml:space="preserve">(2π)⁴δ⁴(0) = ∫ d⁴x , 1 = VT</m:t>
+            <m:t xml:space="preserve">=</m:t>
+          </m:r>
+          <m:r>
+            <m:t xml:space="preserve">∫</m:t>
+          </m:r>
+          <m:r>
+            <m:t xml:space="preserve"> </m:t>
+          </m:r>
+          <m:sSup>
+            <m:e>
+              <m:r>
+                <m:t xml:space="preserve">d</m:t>
+              </m:r>
+            </m:e>
+            <m:sup>
+              <m:r>
+                <m:t xml:space="preserve">4</m:t>
+              </m:r>
+            </m:sup>
+          </m:sSup>
+          <m:r>
+            <m:t xml:space="preserve">x</m:t>
+          </m:r>
+          <m:r>
+            <m:t xml:space="preserve"> </m:t>
+          </m:r>
+          <m:r>
+            <m:t xml:space="preserve">1</m:t>
+          </m:r>
+          <m:r>
+            <m:t xml:space="preserve">=</m:t>
+          </m:r>
+          <m:r>
+            <m:t xml:space="preserve">VT</m:t>
           </m:r>
         </m:oMath>
       </m:oMathPara>
@@ -444,8 +514,153 @@
       </w:pPr>
       <m:oMathPara>
         <m:oMath>
+          <m:sSup>
+            <m:e>
+              <m:d>
+                <m:dPr>
+                  <m:begChr m:val="|"/>
+                  <m:endChr m:val="|"/>
+                </m:dPr>
+                <m:e>
+                  <m:sSup>
+                    <m:e>
+                      <m:d>
+                        <m:dPr/>
+                        <m:e>
+                          <m:r>
+                            <m:t xml:space="preserve">2π</m:t>
+                          </m:r>
+                        </m:e>
+                      </m:d>
+                    </m:e>
+                    <m:sup>
+                      <m:r>
+                        <m:t xml:space="preserve">4</m:t>
+                      </m:r>
+                    </m:sup>
+                  </m:sSup>
+                  <m:sSup>
+                    <m:e>
+                      <m:r>
+                        <m:t xml:space="preserve">δ</m:t>
+                      </m:r>
+                    </m:e>
+                    <m:sup>
+                      <m:r>
+                        <m:t xml:space="preserve">4</m:t>
+                      </m:r>
+                    </m:sup>
+                  </m:sSup>
+                  <m:d>
+                    <m:dPr/>
+                    <m:e>
+                      <m:sSub>
+                        <m:e>
+                          <m:r>
+                            <m:t xml:space="preserve">P</m:t>
+                          </m:r>
+                        </m:e>
+                        <m:sub>
+                          <m:r>
+                            <m:t xml:space="preserve">f</m:t>
+                          </m:r>
+                        </m:sub>
+                      </m:sSub>
+                      <m:r>
+                        <m:t xml:space="preserve">−</m:t>
+                      </m:r>
+                      <m:sSub>
+                        <m:e>
+                          <m:r>
+                            <m:t xml:space="preserve">P</m:t>
+                          </m:r>
+                        </m:e>
+                        <m:sub>
+                          <m:r>
+                            <m:t xml:space="preserve">i</m:t>
+                          </m:r>
+                        </m:sub>
+                      </m:sSub>
+                    </m:e>
+                  </m:d>
+                </m:e>
+              </m:d>
+            </m:e>
+            <m:sup>
+              <m:r>
+                <m:t xml:space="preserve">2</m:t>
+              </m:r>
+            </m:sup>
+          </m:sSup>
           <m:r>
-            <m:t xml:space="preserve">| (2π)⁴δ⁴(P_f−P_i) |² = (2π)⁴δ⁴(P_f−P_i) · VT</m:t>
+            <m:t xml:space="preserve">=</m:t>
+          </m:r>
+          <m:sSup>
+            <m:e>
+              <m:d>
+                <m:dPr/>
+                <m:e>
+                  <m:r>
+                    <m:t xml:space="preserve">2π</m:t>
+                  </m:r>
+                </m:e>
+              </m:d>
+            </m:e>
+            <m:sup>
+              <m:r>
+                <m:t xml:space="preserve">4</m:t>
+              </m:r>
+            </m:sup>
+          </m:sSup>
+          <m:sSup>
+            <m:e>
+              <m:r>
+                <m:t xml:space="preserve">δ</m:t>
+              </m:r>
+            </m:e>
+            <m:sup>
+              <m:r>
+                <m:t xml:space="preserve">4</m:t>
+              </m:r>
+            </m:sup>
+          </m:sSup>
+          <m:d>
+            <m:dPr/>
+            <m:e>
+              <m:sSub>
+                <m:e>
+                  <m:r>
+                    <m:t xml:space="preserve">P</m:t>
+                  </m:r>
+                </m:e>
+                <m:sub>
+                  <m:r>
+                    <m:t xml:space="preserve">f</m:t>
+                  </m:r>
+                </m:sub>
+              </m:sSub>
+              <m:r>
+                <m:t xml:space="preserve">−</m:t>
+              </m:r>
+              <m:sSub>
+                <m:e>
+                  <m:r>
+                    <m:t xml:space="preserve">P</m:t>
+                  </m:r>
+                </m:e>
+                <m:sub>
+                  <m:r>
+                    <m:t xml:space="preserve">i</m:t>
+                  </m:r>
+                </m:sub>
+              </m:sSub>
+            </m:e>
+          </m:d>
+          <m:r>
+            <m:t xml:space="preserve">·</m:t>
+          </m:r>
+          <m:r>
+            <m:t xml:space="preserve">VT</m:t>
           </m:r>
         </m:oMath>
       </m:oMathPara>
@@ -491,9 +706,137 @@
       </w:pPr>
       <m:oMathPara>
         <m:oMath>
+          <m:sSup>
+            <m:e>
+              <m:d>
+                <m:dPr>
+                  <m:begChr m:val="|"/>
+                  <m:endChr m:val="|"/>
+                </m:dPr>
+                <m:e>
+                  <m:sSub>
+                    <m:e>
+                      <m:r>
+                        <m:t xml:space="preserve">S</m:t>
+                      </m:r>
+                    </m:e>
+                    <m:sub>
+                      <m:r>
+                        <m:t xml:space="preserve">fi</m:t>
+                      </m:r>
+                    </m:sub>
+                  </m:sSub>
+                </m:e>
+              </m:d>
+            </m:e>
+            <m:sup>
+              <m:r>
+                <m:t xml:space="preserve">2</m:t>
+              </m:r>
+            </m:sup>
+          </m:sSup>
           <m:r>
-            <m:t xml:space="preserve">|S_fi|² = VT (2π)⁴δ⁴(P_f−P_i) |ℳ_fi|²</m:t>
+            <m:t xml:space="preserve">=</m:t>
           </m:r>
+          <m:r>
+            <m:t xml:space="preserve">VT</m:t>
+          </m:r>
+          <m:r>
+            <m:t xml:space="preserve"> </m:t>
+          </m:r>
+          <m:sSup>
+            <m:e>
+              <m:d>
+                <m:dPr/>
+                <m:e>
+                  <m:r>
+                    <m:t xml:space="preserve">2π</m:t>
+                  </m:r>
+                </m:e>
+              </m:d>
+            </m:e>
+            <m:sup>
+              <m:r>
+                <m:t xml:space="preserve">4</m:t>
+              </m:r>
+            </m:sup>
+          </m:sSup>
+          <m:sSup>
+            <m:e>
+              <m:r>
+                <m:t xml:space="preserve">δ</m:t>
+              </m:r>
+            </m:e>
+            <m:sup>
+              <m:r>
+                <m:t xml:space="preserve">4</m:t>
+              </m:r>
+            </m:sup>
+          </m:sSup>
+          <m:d>
+            <m:dPr/>
+            <m:e>
+              <m:sSub>
+                <m:e>
+                  <m:r>
+                    <m:t xml:space="preserve">P</m:t>
+                  </m:r>
+                </m:e>
+                <m:sub>
+                  <m:r>
+                    <m:t xml:space="preserve">f</m:t>
+                  </m:r>
+                </m:sub>
+              </m:sSub>
+              <m:r>
+                <m:t xml:space="preserve">−</m:t>
+              </m:r>
+              <m:sSub>
+                <m:e>
+                  <m:r>
+                    <m:t xml:space="preserve">P</m:t>
+                  </m:r>
+                </m:e>
+                <m:sub>
+                  <m:r>
+                    <m:t xml:space="preserve">i</m:t>
+                  </m:r>
+                </m:sub>
+              </m:sSub>
+            </m:e>
+          </m:d>
+          <m:r>
+            <m:t xml:space="preserve"> </m:t>
+          </m:r>
+          <m:sSup>
+            <m:e>
+              <m:d>
+                <m:dPr>
+                  <m:begChr m:val="|"/>
+                  <m:endChr m:val="|"/>
+                </m:dPr>
+                <m:e>
+                  <m:sSub>
+                    <m:e>
+                      <m:r>
+                        <m:t xml:space="preserve">ℳ</m:t>
+                      </m:r>
+                    </m:e>
+                    <m:sub>
+                      <m:r>
+                        <m:t xml:space="preserve">fi</m:t>
+                      </m:r>
+                    </m:sub>
+                  </m:sSub>
+                </m:e>
+              </m:d>
+            </m:e>
+            <m:sup>
+              <m:r>
+                <m:t xml:space="preserve">2</m:t>
+              </m:r>
+            </m:sup>
+          </m:sSup>
         </m:oMath>
       </m:oMathPara>
     </w:p>
@@ -510,8 +853,159 @@
       <m:oMathPara>
         <m:oMath>
           <m:r>
-            <m:t xml:space="preserve">text(rate) = |S_fi|²/T = V (2π)⁴δ⁴(P_f−P_i) |ℳ_fi|²</m:t>
+            <m:t xml:space="preserve">text</m:t>
           </m:r>
+          <m:d>
+            <m:dPr/>
+            <m:e>
+              <m:r>
+                <m:t xml:space="preserve">rate</m:t>
+              </m:r>
+            </m:e>
+          </m:d>
+          <m:r>
+            <m:t xml:space="preserve">=</m:t>
+          </m:r>
+          <m:f>
+            <m:num>
+              <m:sSup>
+                <m:e>
+                  <m:d>
+                    <m:dPr>
+                      <m:begChr m:val="|"/>
+                      <m:endChr m:val="|"/>
+                    </m:dPr>
+                    <m:e>
+                      <m:sSub>
+                        <m:e>
+                          <m:r>
+                            <m:t xml:space="preserve">S</m:t>
+                          </m:r>
+                        </m:e>
+                        <m:sub>
+                          <m:r>
+                            <m:t xml:space="preserve">fi</m:t>
+                          </m:r>
+                        </m:sub>
+                      </m:sSub>
+                    </m:e>
+                  </m:d>
+                </m:e>
+                <m:sup>
+                  <m:r>
+                    <m:t xml:space="preserve">2</m:t>
+                  </m:r>
+                </m:sup>
+              </m:sSup>
+            </m:num>
+            <m:den>
+              <m:r>
+                <m:t xml:space="preserve">T</m:t>
+              </m:r>
+            </m:den>
+          </m:f>
+          <m:r>
+            <m:t xml:space="preserve">=</m:t>
+          </m:r>
+          <m:r>
+            <m:t xml:space="preserve">V</m:t>
+          </m:r>
+          <m:r>
+            <m:t xml:space="preserve"> </m:t>
+          </m:r>
+          <m:sSup>
+            <m:e>
+              <m:d>
+                <m:dPr/>
+                <m:e>
+                  <m:r>
+                    <m:t xml:space="preserve">2π</m:t>
+                  </m:r>
+                </m:e>
+              </m:d>
+            </m:e>
+            <m:sup>
+              <m:r>
+                <m:t xml:space="preserve">4</m:t>
+              </m:r>
+            </m:sup>
+          </m:sSup>
+          <m:sSup>
+            <m:e>
+              <m:r>
+                <m:t xml:space="preserve">δ</m:t>
+              </m:r>
+            </m:e>
+            <m:sup>
+              <m:r>
+                <m:t xml:space="preserve">4</m:t>
+              </m:r>
+            </m:sup>
+          </m:sSup>
+          <m:d>
+            <m:dPr/>
+            <m:e>
+              <m:sSub>
+                <m:e>
+                  <m:r>
+                    <m:t xml:space="preserve">P</m:t>
+                  </m:r>
+                </m:e>
+                <m:sub>
+                  <m:r>
+                    <m:t xml:space="preserve">f</m:t>
+                  </m:r>
+                </m:sub>
+              </m:sSub>
+              <m:r>
+                <m:t xml:space="preserve">−</m:t>
+              </m:r>
+              <m:sSub>
+                <m:e>
+                  <m:r>
+                    <m:t xml:space="preserve">P</m:t>
+                  </m:r>
+                </m:e>
+                <m:sub>
+                  <m:r>
+                    <m:t xml:space="preserve">i</m:t>
+                  </m:r>
+                </m:sub>
+              </m:sSub>
+            </m:e>
+          </m:d>
+          <m:r>
+            <m:t xml:space="preserve"> </m:t>
+          </m:r>
+          <m:sSup>
+            <m:e>
+              <m:d>
+                <m:dPr>
+                  <m:begChr m:val="|"/>
+                  <m:endChr m:val="|"/>
+                </m:dPr>
+                <m:e>
+                  <m:sSub>
+                    <m:e>
+                      <m:r>
+                        <m:t xml:space="preserve">ℳ</m:t>
+                      </m:r>
+                    </m:e>
+                    <m:sub>
+                      <m:r>
+                        <m:t xml:space="preserve">fi</m:t>
+                      </m:r>
+                    </m:sub>
+                  </m:sSub>
+                </m:e>
+              </m:d>
+            </m:e>
+            <m:sup>
+              <m:r>
+                <m:t xml:space="preserve">2</m:t>
+              </m:r>
+            </m:sup>
+          </m:sSup>
         </m:oMath>
       </m:oMathPara>
     </w:p>
@@ -588,8 +1082,216 @@
       <m:oMathPara>
         <m:oMath>
           <m:r>
-            <m:t xml:space="preserve">F = 4 E₁E₂ |v₁−v₂| ( text(collinear beams) ) = 4 √((p₁·p₂)² − m₁²m₂²) ( text(general, frame-independent) )</m:t>
+            <m:t xml:space="preserve">F</m:t>
           </m:r>
+          <m:r>
+            <m:t xml:space="preserve">=</m:t>
+          </m:r>
+          <m:r>
+            <m:t xml:space="preserve">4</m:t>
+          </m:r>
+          <m:r>
+            <m:t xml:space="preserve"> </m:t>
+          </m:r>
+          <m:sSub>
+            <m:e>
+              <m:r>
+                <m:t xml:space="preserve">E</m:t>
+              </m:r>
+            </m:e>
+            <m:sub>
+              <m:r>
+                <m:t xml:space="preserve">1</m:t>
+              </m:r>
+            </m:sub>
+          </m:sSub>
+          <m:sSub>
+            <m:e>
+              <m:r>
+                <m:t xml:space="preserve">E</m:t>
+              </m:r>
+            </m:e>
+            <m:sub>
+              <m:r>
+                <m:t xml:space="preserve">2</m:t>
+              </m:r>
+            </m:sub>
+          </m:sSub>
+          <m:r>
+            <m:t xml:space="preserve">|</m:t>
+          </m:r>
+          <m:sSub>
+            <m:e>
+              <m:r>
+                <m:t xml:space="preserve">v</m:t>
+              </m:r>
+            </m:e>
+            <m:sub>
+              <m:r>
+                <m:t xml:space="preserve">1</m:t>
+              </m:r>
+            </m:sub>
+          </m:sSub>
+          <m:r>
+            <m:t xml:space="preserve">−</m:t>
+          </m:r>
+          <m:sSub>
+            <m:e>
+              <m:r>
+                <m:t xml:space="preserve">v</m:t>
+              </m:r>
+            </m:e>
+            <m:sub>
+              <m:r>
+                <m:t xml:space="preserve">2</m:t>
+              </m:r>
+            </m:sub>
+          </m:sSub>
+          <m:r>
+            <m:t xml:space="preserve">|</m:t>
+          </m:r>
+          <m:d>
+            <m:dPr/>
+            <m:e>
+              <m:r>
+                <m:t xml:space="preserve">text</m:t>
+              </m:r>
+              <m:d>
+                <m:dPr/>
+                <m:e>
+                  <m:r>
+                    <m:t xml:space="preserve">collinear</m:t>
+                  </m:r>
+                  <m:r>
+                    <m:t xml:space="preserve"> </m:t>
+                  </m:r>
+                  <m:r>
+                    <m:t xml:space="preserve">beams</m:t>
+                  </m:r>
+                </m:e>
+              </m:d>
+            </m:e>
+          </m:d>
+          <m:r>
+            <m:t xml:space="preserve">=</m:t>
+          </m:r>
+          <m:r>
+            <m:t xml:space="preserve">4</m:t>
+          </m:r>
+          <m:r>
+            <m:t xml:space="preserve"> </m:t>
+          </m:r>
+          <m:r>
+            <m:t xml:space="preserve">√</m:t>
+          </m:r>
+          <m:d>
+            <m:dPr/>
+            <m:e>
+              <m:sSup>
+                <m:e>
+                  <m:d>
+                    <m:dPr/>
+                    <m:e>
+                      <m:sSub>
+                        <m:e>
+                          <m:r>
+                            <m:t xml:space="preserve">p</m:t>
+                          </m:r>
+                        </m:e>
+                        <m:sub>
+                          <m:r>
+                            <m:t xml:space="preserve">1</m:t>
+                          </m:r>
+                        </m:sub>
+                      </m:sSub>
+                      <m:r>
+                        <m:t xml:space="preserve">·</m:t>
+                      </m:r>
+                      <m:sSub>
+                        <m:e>
+                          <m:r>
+                            <m:t xml:space="preserve">p</m:t>
+                          </m:r>
+                        </m:e>
+                        <m:sub>
+                          <m:r>
+                            <m:t xml:space="preserve">2</m:t>
+                          </m:r>
+                        </m:sub>
+                      </m:sSub>
+                    </m:e>
+                  </m:d>
+                </m:e>
+                <m:sup>
+                  <m:r>
+                    <m:t xml:space="preserve">2</m:t>
+                  </m:r>
+                </m:sup>
+              </m:sSup>
+              <m:r>
+                <m:t xml:space="preserve">−</m:t>
+              </m:r>
+              <m:sSubSup>
+                <m:e>
+                  <m:r>
+                    <m:t xml:space="preserve">m</m:t>
+                  </m:r>
+                </m:e>
+                <m:sub>
+                  <m:r>
+                    <m:t xml:space="preserve">1</m:t>
+                  </m:r>
+                </m:sub>
+                <m:sup>
+                  <m:r>
+                    <m:t xml:space="preserve">2</m:t>
+                  </m:r>
+                </m:sup>
+              </m:sSubSup>
+              <m:sSubSup>
+                <m:e>
+                  <m:r>
+                    <m:t xml:space="preserve">m</m:t>
+                  </m:r>
+                </m:e>
+                <m:sub>
+                  <m:r>
+                    <m:t xml:space="preserve">2</m:t>
+                  </m:r>
+                </m:sub>
+                <m:sup>
+                  <m:r>
+                    <m:t xml:space="preserve">2</m:t>
+                  </m:r>
+                </m:sup>
+              </m:sSubSup>
+            </m:e>
+          </m:d>
+          <m:r>
+            <m:t xml:space="preserve"> </m:t>
+          </m:r>
+          <m:d>
+            <m:dPr/>
+            <m:e>
+              <m:r>
+                <m:t xml:space="preserve">text</m:t>
+              </m:r>
+              <m:d>
+                <m:dPr/>
+                <m:e>
+                  <m:r>
+                    <m:t xml:space="preserve">general</m:t>
+                  </m:r>
+                  <m:r>
+                    <m:t xml:space="preserve">,</m:t>
+                  </m:r>
+                  <m:r>
+                    <m:t xml:space="preserve">frame-independent</m:t>
+                  </m:r>
+                </m:e>
+              </m:d>
+            </m:e>
+          </m:d>
         </m:oMath>
       </m:oMathPara>
     </w:p>
@@ -627,8 +1329,187 @@
       <m:oMathPara>
         <m:oMath>
           <m:r>
-            <m:t xml:space="preserve">dσ = (1/F) |ℳ|² (2π)⁴δ⁴(ΣP_f−ΣP_i) Π_f , d³p_f/((2π)³2E_f)</m:t>
+            <m:t xml:space="preserve">dσ</m:t>
           </m:r>
+          <m:r>
+            <m:t xml:space="preserve">=</m:t>
+          </m:r>
+          <m:f>
+            <m:num>
+              <m:r>
+                <m:t xml:space="preserve">1</m:t>
+              </m:r>
+            </m:num>
+            <m:den>
+              <m:r>
+                <m:t xml:space="preserve">F</m:t>
+              </m:r>
+            </m:den>
+          </m:f>
+          <m:r>
+            <m:t xml:space="preserve"> </m:t>
+          </m:r>
+          <m:sSup>
+            <m:e>
+              <m:d>
+                <m:dPr>
+                  <m:begChr m:val="|"/>
+                  <m:endChr m:val="|"/>
+                </m:dPr>
+                <m:e>
+                  <m:r>
+                    <m:t xml:space="preserve">ℳ</m:t>
+                  </m:r>
+                </m:e>
+              </m:d>
+            </m:e>
+            <m:sup>
+              <m:r>
+                <m:t xml:space="preserve">2</m:t>
+              </m:r>
+            </m:sup>
+          </m:sSup>
+          <m:r>
+            <m:t xml:space="preserve"> </m:t>
+          </m:r>
+          <m:sSup>
+            <m:e>
+              <m:d>
+                <m:dPr/>
+                <m:e>
+                  <m:r>
+                    <m:t xml:space="preserve">2π</m:t>
+                  </m:r>
+                </m:e>
+              </m:d>
+            </m:e>
+            <m:sup>
+              <m:r>
+                <m:t xml:space="preserve">4</m:t>
+              </m:r>
+            </m:sup>
+          </m:sSup>
+          <m:sSup>
+            <m:e>
+              <m:r>
+                <m:t xml:space="preserve">δ</m:t>
+              </m:r>
+            </m:e>
+            <m:sup>
+              <m:r>
+                <m:t xml:space="preserve">4</m:t>
+              </m:r>
+            </m:sup>
+          </m:sSup>
+          <m:d>
+            <m:dPr/>
+            <m:e>
+              <m:sSub>
+                <m:e>
+                  <m:r>
+                    <m:t xml:space="preserve">ΣP</m:t>
+                  </m:r>
+                </m:e>
+                <m:sub>
+                  <m:r>
+                    <m:t xml:space="preserve">f</m:t>
+                  </m:r>
+                </m:sub>
+              </m:sSub>
+              <m:r>
+                <m:t xml:space="preserve">−</m:t>
+              </m:r>
+              <m:sSub>
+                <m:e>
+                  <m:r>
+                    <m:t xml:space="preserve">ΣP</m:t>
+                  </m:r>
+                </m:e>
+                <m:sub>
+                  <m:r>
+                    <m:t xml:space="preserve">i</m:t>
+                  </m:r>
+                </m:sub>
+              </m:sSub>
+            </m:e>
+          </m:d>
+          <m:r>
+            <m:t xml:space="preserve"> </m:t>
+          </m:r>
+          <m:sSub>
+            <m:e>
+              <m:r>
+                <m:t xml:space="preserve">Π</m:t>
+              </m:r>
+            </m:e>
+            <m:sub>
+              <m:r>
+                <m:t xml:space="preserve">f</m:t>
+              </m:r>
+            </m:sub>
+          </m:sSub>
+          <m:r>
+            <m:t xml:space="preserve"> </m:t>
+          </m:r>
+          <m:f>
+            <m:num>
+              <m:sSup>
+                <m:e>
+                  <m:r>
+                    <m:t xml:space="preserve">d</m:t>
+                  </m:r>
+                </m:e>
+                <m:sup>
+                  <m:r>
+                    <m:t xml:space="preserve">3</m:t>
+                  </m:r>
+                </m:sup>
+              </m:sSup>
+              <m:sSub>
+                <m:e>
+                  <m:r>
+                    <m:t xml:space="preserve">p</m:t>
+                  </m:r>
+                </m:e>
+                <m:sub>
+                  <m:r>
+                    <m:t xml:space="preserve">f</m:t>
+                  </m:r>
+                </m:sub>
+              </m:sSub>
+            </m:num>
+            <m:den>
+              <m:sSup>
+                <m:e>
+                  <m:d>
+                    <m:dPr/>
+                    <m:e>
+                      <m:r>
+                        <m:t xml:space="preserve">2π</m:t>
+                      </m:r>
+                    </m:e>
+                  </m:d>
+                </m:e>
+                <m:sup>
+                  <m:r>
+                    <m:t xml:space="preserve">3</m:t>
+                  </m:r>
+                </m:sup>
+              </m:sSup>
+              <m:sSub>
+                <m:e>
+                  <m:r>
+                    <m:t xml:space="preserve">2E</m:t>
+                  </m:r>
+                </m:e>
+                <m:sub>
+                  <m:r>
+                    <m:t xml:space="preserve">f</m:t>
+                  </m:r>
+                </m:sub>
+              </m:sSub>
+            </m:den>
+          </m:f>
         </m:oMath>
       </m:oMathPara>
     </w:p>
@@ -687,8 +1568,196 @@
       <m:oMathPara>
         <m:oMath>
           <m:r>
-            <m:t xml:space="preserve">dΓ = (1/(2E_i)) |ℳ|² (2π)⁴δ⁴(p_i−ΣP_f) Π_f , d³p_f/((2π)³2E_f)</m:t>
+            <m:t xml:space="preserve">dΓ</m:t>
           </m:r>
+          <m:r>
+            <m:t xml:space="preserve">=</m:t>
+          </m:r>
+          <m:f>
+            <m:num>
+              <m:r>
+                <m:t xml:space="preserve">1</m:t>
+              </m:r>
+            </m:num>
+            <m:den>
+              <m:sSub>
+                <m:e>
+                  <m:r>
+                    <m:t xml:space="preserve">2E</m:t>
+                  </m:r>
+                </m:e>
+                <m:sub>
+                  <m:r>
+                    <m:t xml:space="preserve">i</m:t>
+                  </m:r>
+                </m:sub>
+              </m:sSub>
+            </m:den>
+          </m:f>
+          <m:r>
+            <m:t xml:space="preserve"> </m:t>
+          </m:r>
+          <m:sSup>
+            <m:e>
+              <m:d>
+                <m:dPr>
+                  <m:begChr m:val="|"/>
+                  <m:endChr m:val="|"/>
+                </m:dPr>
+                <m:e>
+                  <m:r>
+                    <m:t xml:space="preserve">ℳ</m:t>
+                  </m:r>
+                </m:e>
+              </m:d>
+            </m:e>
+            <m:sup>
+              <m:r>
+                <m:t xml:space="preserve">2</m:t>
+              </m:r>
+            </m:sup>
+          </m:sSup>
+          <m:r>
+            <m:t xml:space="preserve"> </m:t>
+          </m:r>
+          <m:sSup>
+            <m:e>
+              <m:d>
+                <m:dPr/>
+                <m:e>
+                  <m:r>
+                    <m:t xml:space="preserve">2π</m:t>
+                  </m:r>
+                </m:e>
+              </m:d>
+            </m:e>
+            <m:sup>
+              <m:r>
+                <m:t xml:space="preserve">4</m:t>
+              </m:r>
+            </m:sup>
+          </m:sSup>
+          <m:sSup>
+            <m:e>
+              <m:r>
+                <m:t xml:space="preserve">δ</m:t>
+              </m:r>
+            </m:e>
+            <m:sup>
+              <m:r>
+                <m:t xml:space="preserve">4</m:t>
+              </m:r>
+            </m:sup>
+          </m:sSup>
+          <m:d>
+            <m:dPr/>
+            <m:e>
+              <m:sSub>
+                <m:e>
+                  <m:r>
+                    <m:t xml:space="preserve">p</m:t>
+                  </m:r>
+                </m:e>
+                <m:sub>
+                  <m:r>
+                    <m:t xml:space="preserve">i</m:t>
+                  </m:r>
+                </m:sub>
+              </m:sSub>
+              <m:r>
+                <m:t xml:space="preserve">−</m:t>
+              </m:r>
+              <m:sSub>
+                <m:e>
+                  <m:r>
+                    <m:t xml:space="preserve">ΣP</m:t>
+                  </m:r>
+                </m:e>
+                <m:sub>
+                  <m:r>
+                    <m:t xml:space="preserve">f</m:t>
+                  </m:r>
+                </m:sub>
+              </m:sSub>
+            </m:e>
+          </m:d>
+          <m:r>
+            <m:t xml:space="preserve"> </m:t>
+          </m:r>
+          <m:sSub>
+            <m:e>
+              <m:r>
+                <m:t xml:space="preserve">Π</m:t>
+              </m:r>
+            </m:e>
+            <m:sub>
+              <m:r>
+                <m:t xml:space="preserve">f</m:t>
+              </m:r>
+            </m:sub>
+          </m:sSub>
+          <m:r>
+            <m:t xml:space="preserve"> </m:t>
+          </m:r>
+          <m:f>
+            <m:num>
+              <m:sSup>
+                <m:e>
+                  <m:r>
+                    <m:t xml:space="preserve">d</m:t>
+                  </m:r>
+                </m:e>
+                <m:sup>
+                  <m:r>
+                    <m:t xml:space="preserve">3</m:t>
+                  </m:r>
+                </m:sup>
+              </m:sSup>
+              <m:sSub>
+                <m:e>
+                  <m:r>
+                    <m:t xml:space="preserve">p</m:t>
+                  </m:r>
+                </m:e>
+                <m:sub>
+                  <m:r>
+                    <m:t xml:space="preserve">f</m:t>
+                  </m:r>
+                </m:sub>
+              </m:sSub>
+            </m:num>
+            <m:den>
+              <m:sSup>
+                <m:e>
+                  <m:d>
+                    <m:dPr/>
+                    <m:e>
+                      <m:r>
+                        <m:t xml:space="preserve">2π</m:t>
+                      </m:r>
+                    </m:e>
+                  </m:d>
+                </m:e>
+                <m:sup>
+                  <m:r>
+                    <m:t xml:space="preserve">3</m:t>
+                  </m:r>
+                </m:sup>
+              </m:sSup>
+              <m:sSub>
+                <m:e>
+                  <m:r>
+                    <m:t xml:space="preserve">2E</m:t>
+                  </m:r>
+                </m:e>
+                <m:sub>
+                  <m:r>
+                    <m:t xml:space="preserve">f</m:t>
+                  </m:r>
+                </m:sub>
+              </m:sSub>
+            </m:den>
+          </m:f>
         </m:oMath>
       </m:oMathPara>
     </w:p>
